--- a/MUFARO FAITH MUZUNZE CV.docx
+++ b/MUFARO FAITH MUZUNZE CV.docx
@@ -2,852 +2,1662 @@
 <file path=word/document.xml><?xml version="1.0" encoding="utf-8"?>
 <w:document xmlns:wpc="http://schemas.microsoft.com/office/word/2010/wordprocessingCanvas" xmlns:cx="http://schemas.microsoft.com/office/drawing/2014/chartex" xmlns:mc="http://schemas.openxmlformats.org/markup-compatibility/2006" xmlns:o="urn:schemas-microsoft-com:office:office" xmlns:r="http://schemas.openxmlformats.org/officeDocument/2006/relationships" xmlns:m="http://schemas.openxmlformats.org/officeDocument/2006/math" xmlns:v="urn:schemas-microsoft-com:vml" xmlns:wp14="http://schemas.microsoft.com/office/word/2010/wordprocessingDrawing" xmlns:wp="http://schemas.openxmlformats.org/drawingml/2006/wordprocessingDrawing" xmlns:w10="urn:schemas-microsoft-com:office:word" xmlns:w="http://schemas.openxmlformats.org/wordprocessingml/2006/main" xmlns:w14="http://schemas.microsoft.com/office/word/2010/wordml" xmlns:w15="http://schemas.microsoft.com/office/word/2012/wordml" xmlns:w16se="http://schemas.microsoft.com/office/word/2015/wordml/symex" xmlns:wpg="http://schemas.microsoft.com/office/word/2010/wordprocessingGroup" xmlns:wpi="http://schemas.microsoft.com/office/word/2010/wordprocessingInk" xmlns:wne="http://schemas.microsoft.com/office/word/2006/wordml" xmlns:wps="http://schemas.microsoft.com/office/word/2010/wordprocessingShape" mc:Ignorable="w14 w15 w16se wp14">
   <w:body>
-    <w:p/>
-    <w:p>
-      <w:pPr>
+    <w:p>
+      <w:pPr>
+        <w:pStyle w:val="CVName"/>
         <w:jc w:val="center"/>
         <w:rPr>
-          <w:b/>
-        </w:rPr>
-      </w:pPr>
-      <w:r>
-        <w:rPr>
-          <w:b/>
-        </w:rPr>
+          <w:rFonts w:hint="eastAsia"/>
+        </w:rPr>
+      </w:pPr>
+      <w:r>
         <w:t>MUFARO FAITH MUZUNZE</w:t>
       </w:r>
     </w:p>
     <w:p>
       <w:pPr>
+        <w:pStyle w:val="CVName"/>
         <w:jc w:val="center"/>
-      </w:pPr>
-      <w:r>
-        <w:t xml:space="preserve">17 </w:t>
-      </w:r>
-      <w:proofErr w:type="spellStart"/>
-      <w:r>
-        <w:t>Sturgess</w:t>
-      </w:r>
-      <w:proofErr w:type="spellEnd"/>
-      <w:r>
-        <w:t xml:space="preserve"> Road </w:t>
-      </w:r>
-      <w:proofErr w:type="spellStart"/>
-      <w:r>
-        <w:t>Cranborne</w:t>
-      </w:r>
-      <w:proofErr w:type="spellEnd"/>
-      <w:r>
-        <w:t xml:space="preserve"> Park, Harare,</w:t>
-      </w:r>
-      <w:r>
-        <w:t xml:space="preserve"> Zimbabwe</w:t>
-      </w:r>
-    </w:p>
-    <w:p>
-      <w:pPr>
+        <w:rPr>
+          <w:rFonts w:hint="eastAsia"/>
+        </w:rPr>
+      </w:pPr>
+    </w:p>
+    <w:p>
+      <w:pPr>
+        <w:pStyle w:val="CVTag"/>
         <w:jc w:val="center"/>
-      </w:pPr>
-      <w:hyperlink r:id="rId5" w:history="1">
+        <w:rPr>
+          <w:rFonts w:hint="eastAsia"/>
+        </w:rPr>
+      </w:pPr>
+      <w:r>
+        <w:t xml:space="preserve">Computer Science </w:t>
+      </w:r>
+      <w:proofErr w:type="gramStart"/>
+      <w:r>
+        <w:t>Student  |</w:t>
+      </w:r>
+      <w:proofErr w:type="gramEnd"/>
+      <w:r>
+        <w:t xml:space="preserve">  Enterprise Applications  |  Cloud, Data &amp; Automation</w:t>
+      </w:r>
+    </w:p>
+    <w:p>
+      <w:pPr>
+        <w:pStyle w:val="CVTag"/>
+        <w:jc w:val="center"/>
+        <w:rPr>
+          <w:rFonts w:hint="eastAsia"/>
+        </w:rPr>
+      </w:pPr>
+    </w:p>
+    <w:p>
+      <w:pPr>
+        <w:jc w:val="center"/>
+        <w:rPr>
+          <w:rFonts w:hint="eastAsia"/>
+          <w:color w:val="0563C1"/>
+          <w:sz w:val="17"/>
+          <w:szCs w:val="17"/>
+          <w:u w:val="single"/>
+        </w:rPr>
+      </w:pPr>
+      <w:r>
+        <w:rPr>
+          <w:sz w:val="17"/>
+        </w:rPr>
+        <w:t xml:space="preserve">Harare, Zimbabwe  |  </w:t>
+      </w:r>
+      <w:hyperlink r:id="rId5">
         <w:r>
           <w:rPr>
-            <w:rStyle w:val="Hyperlink"/>
+            <w:color w:val="0563C1"/>
+            <w:sz w:val="17"/>
+            <w:szCs w:val="17"/>
+            <w:u w:val="single"/>
           </w:rPr>
           <w:t>+263 782 103 820</w:t>
         </w:r>
       </w:hyperlink>
       <w:r>
-        <w:t xml:space="preserve"> | </w:t>
-      </w:r>
-      <w:hyperlink r:id="rId6" w:history="1">
+        <w:rPr>
+          <w:sz w:val="17"/>
+        </w:rPr>
+        <w:t xml:space="preserve">  |  </w:t>
+      </w:r>
+      <w:hyperlink r:id="rId6">
         <w:r>
           <w:rPr>
-            <w:rStyle w:val="Hyperlink"/>
+            <w:color w:val="0563C1"/>
+            <w:sz w:val="17"/>
+            <w:szCs w:val="17"/>
+            <w:u w:val="single"/>
           </w:rPr>
           <w:t>mufaromuzunze7@gmail.com</w:t>
         </w:r>
       </w:hyperlink>
-    </w:p>
-    <w:p/>
-    <w:p>
-      <w:pPr>
-        <w:rPr>
-          <w:b/>
-          <w:u w:val="single"/>
-        </w:rPr>
-      </w:pPr>
-      <w:r>
-        <w:rPr>
-          <w:b/>
-          <w:u w:val="single"/>
-        </w:rPr>
-        <w:t xml:space="preserve"> HIGHER EDUCATION </w:t>
-      </w:r>
-    </w:p>
-    <w:p>
-      <w:r>
-        <w:t xml:space="preserve">University of Zimbabwe, </w:t>
-      </w:r>
-      <w:r>
-        <w:t>Harare</w:t>
-      </w:r>
-      <w:r>
-        <w:t>:</w:t>
-      </w:r>
-      <w:r>
-        <w:t xml:space="preserve"> </w:t>
-      </w:r>
-      <w:r>
-        <w:t xml:space="preserve"> Bachelor of Science Honours in Computer Science </w:t>
-      </w:r>
-    </w:p>
-    <w:p>
-      <w:pPr>
-        <w:rPr>
-          <w:u w:val="single"/>
-        </w:rPr>
-      </w:pPr>
-      <w:r>
-        <w:rPr>
-          <w:u w:val="single"/>
-        </w:rPr>
-        <w:t xml:space="preserve"> </w:t>
-      </w:r>
-      <w:r>
-        <w:rPr>
-          <w:b/>
-          <w:u w:val="single"/>
-        </w:rPr>
-        <w:t>RELEVANT COURSEWORK</w:t>
-      </w:r>
-    </w:p>
-    <w:p>
-      <w:r>
-        <w:t xml:space="preserve"> Ob</w:t>
-      </w:r>
-      <w:r>
-        <w:t>ject-Oriented Programming</w:t>
-      </w:r>
-      <w:r>
-        <w:t>, Artificial Intelligence and Expert Systems, Software Engineering and Data Communications and Computer Networking</w:t>
-      </w:r>
-    </w:p>
-    <w:p>
-      <w:pPr>
-        <w:rPr>
-          <w:b/>
-          <w:u w:val="single"/>
-        </w:rPr>
-      </w:pPr>
-      <w:r>
-        <w:rPr>
-          <w:b/>
-          <w:u w:val="single"/>
-        </w:rPr>
-        <w:t>SECONDARY EDUCATION</w:t>
-      </w:r>
-    </w:p>
-    <w:p>
-      <w:r>
-        <w:t xml:space="preserve"> Regina Mundi Girls High School, Gweru</w:t>
-      </w:r>
-    </w:p>
-    <w:p>
-      <w:pPr>
-        <w:pStyle w:val="ListParagraph"/>
-        <w:numPr>
-          <w:ilvl w:val="0"/>
-          <w:numId w:val="4"/>
-        </w:numPr>
-      </w:pPr>
-      <w:r>
-        <w:t>Advanced Level</w:t>
-      </w:r>
-      <w:r>
-        <w:t xml:space="preserve"> (2021-2022)</w:t>
-      </w:r>
-      <w:r>
-        <w:t>:</w:t>
-      </w:r>
-      <w:r>
-        <w:t xml:space="preserve"> </w:t>
-      </w:r>
-      <w:r>
-        <w:t xml:space="preserve">Mathematics, Physics, Chemistry - 14 Points </w:t>
-      </w:r>
-    </w:p>
-    <w:p>
-      <w:pPr>
-        <w:pStyle w:val="ListParagraph"/>
-        <w:numPr>
-          <w:ilvl w:val="0"/>
-          <w:numId w:val="4"/>
-        </w:numPr>
-      </w:pPr>
-      <w:r>
-        <w:t>Ordinary Level</w:t>
-      </w:r>
-      <w:r>
-        <w:t xml:space="preserve"> (2017-2020)</w:t>
-      </w:r>
-      <w:r>
-        <w:t>: 12 A</w:t>
-      </w:r>
-      <w:r>
-        <w:t xml:space="preserve">’s </w:t>
-      </w:r>
-      <w:r>
-        <w:t xml:space="preserve">(including Mathematics, </w:t>
-      </w:r>
-      <w:r>
-        <w:t>Science subjects, and English)</w:t>
-      </w:r>
-    </w:p>
-    <w:p>
-      <w:pPr>
-        <w:rPr>
-          <w:b/>
-          <w:u w:val="single"/>
-        </w:rPr>
-      </w:pPr>
-      <w:r>
-        <w:rPr>
-          <w:b/>
-        </w:rPr>
-        <w:t xml:space="preserve"> </w:t>
-      </w:r>
-      <w:r>
-        <w:rPr>
-          <w:b/>
-          <w:u w:val="single"/>
-        </w:rPr>
-        <w:t xml:space="preserve">SUMMARY OF SKILLS AND STRENGTHS </w:t>
-      </w:r>
-    </w:p>
-    <w:p>
-      <w:pPr>
-        <w:pStyle w:val="ListParagraph"/>
-        <w:numPr>
-          <w:ilvl w:val="0"/>
-          <w:numId w:val="2"/>
-        </w:numPr>
-      </w:pPr>
-      <w:r>
-        <w:t xml:space="preserve">Highly motivated and quick-learning </w:t>
-      </w:r>
-      <w:r>
-        <w:t>student with a</w:t>
-      </w:r>
-      <w:r>
-        <w:t xml:space="preserve"> foundation in software development principles and a growing interest in networking. </w:t>
-      </w:r>
-    </w:p>
-    <w:p>
-      <w:pPr>
-        <w:pStyle w:val="ListParagraph"/>
-        <w:numPr>
-          <w:ilvl w:val="0"/>
-          <w:numId w:val="2"/>
-        </w:numPr>
-      </w:pPr>
-      <w:r>
-        <w:t>Excellent research and analytical skills.</w:t>
-      </w:r>
-    </w:p>
-    <w:p>
-      <w:pPr>
-        <w:pStyle w:val="ListParagraph"/>
-        <w:numPr>
-          <w:ilvl w:val="0"/>
-          <w:numId w:val="2"/>
-        </w:numPr>
-      </w:pPr>
-      <w:r>
-        <w:t>Ability to man</w:t>
-      </w:r>
-      <w:r>
-        <w:t>age several tasks</w:t>
-      </w:r>
-      <w:r>
-        <w:t xml:space="preserve"> and consistently meet deadlines.</w:t>
-      </w:r>
-    </w:p>
-    <w:p>
-      <w:pPr>
-        <w:pStyle w:val="ListParagraph"/>
-        <w:numPr>
-          <w:ilvl w:val="0"/>
-          <w:numId w:val="2"/>
-        </w:numPr>
-      </w:pPr>
-      <w:r>
-        <w:t>Excellent oral and written communication skills</w:t>
-      </w:r>
-      <w:r>
-        <w:t>.</w:t>
-      </w:r>
-    </w:p>
-    <w:p>
-      <w:pPr>
-        <w:pStyle w:val="ListParagraph"/>
-        <w:numPr>
-          <w:ilvl w:val="0"/>
-          <w:numId w:val="2"/>
-        </w:numPr>
-      </w:pPr>
-      <w:r>
-        <w:t>Teamwork and collaboration</w:t>
-      </w:r>
-      <w:r>
-        <w:t>.</w:t>
-      </w:r>
-    </w:p>
-    <w:p>
-      <w:pPr>
-        <w:pStyle w:val="ListParagraph"/>
-        <w:numPr>
-          <w:ilvl w:val="0"/>
-          <w:numId w:val="2"/>
-        </w:numPr>
-      </w:pPr>
-      <w:r>
-        <w:t>Ability to co</w:t>
-      </w:r>
-      <w:r>
-        <w:t>mplete projects and deploy them</w:t>
-      </w:r>
-      <w:r>
-        <w:t>.</w:t>
-      </w:r>
-    </w:p>
-    <w:p>
-      <w:pPr>
-        <w:rPr>
-          <w:b/>
-          <w:u w:val="single"/>
-        </w:rPr>
-      </w:pPr>
-      <w:r>
-        <w:rPr>
-          <w:b/>
-          <w:u w:val="single"/>
-        </w:rPr>
-        <w:t xml:space="preserve">PROJECTS </w:t>
-      </w:r>
-    </w:p>
-    <w:p>
-      <w:pPr>
-        <w:pStyle w:val="ListParagraph"/>
-        <w:numPr>
-          <w:ilvl w:val="0"/>
-          <w:numId w:val="5"/>
-        </w:numPr>
-      </w:pPr>
-      <w:r>
-        <w:rPr>
-          <w:rStyle w:val="Strong"/>
-          <w:b w:val="0"/>
-        </w:rPr>
-        <w:t>E-Commerce Website: Developed a fully functional and interactive website using React.js and MySQL as the database</w:t>
-      </w:r>
-    </w:p>
-    <w:p>
-      <w:pPr>
-        <w:pStyle w:val="ListParagraph"/>
-        <w:numPr>
-          <w:ilvl w:val="0"/>
-          <w:numId w:val="5"/>
-        </w:numPr>
-      </w:pPr>
-      <w:r>
-        <w:t xml:space="preserve">Banking System (Java Swing): Developed a comprehensive desktop application featuring secure user authentication, account management (creation, updates), transaction processing (deposits, withdrawals, transfers), and balance inquiry functionalities. </w:t>
-      </w:r>
-    </w:p>
-    <w:p>
-      <w:pPr>
-        <w:pStyle w:val="ListParagraph"/>
-        <w:numPr>
-          <w:ilvl w:val="0"/>
-          <w:numId w:val="5"/>
-        </w:numPr>
-      </w:pPr>
-      <w:r>
-        <w:t>Library Management System (Java Swing): Designed and implemented an intuitive system for efficient library resource management, including book cataloging, member registration,</w:t>
-      </w:r>
-      <w:r>
-        <w:t xml:space="preserve"> borrowing and return processes using CSV files as the database</w:t>
-      </w:r>
-    </w:p>
-    <w:p>
-      <w:pPr>
-        <w:pStyle w:val="ListParagraph"/>
-        <w:numPr>
-          <w:ilvl w:val="0"/>
-          <w:numId w:val="5"/>
-        </w:numPr>
-        <w:rPr>
-          <w:rStyle w:val="Strong"/>
-          <w:b w:val="0"/>
-          <w:bCs w:val="0"/>
-        </w:rPr>
-      </w:pPr>
-      <w:r>
-        <w:t>Web Development and Design: Designed a number of web projects and deployed them</w:t>
-      </w:r>
-      <w:r>
-        <w:t xml:space="preserve"> including a </w:t>
-      </w:r>
-      <w:r>
-        <w:rPr>
-          <w:rStyle w:val="Strong"/>
-          <w:b w:val="0"/>
-        </w:rPr>
-        <w:t>Portfolio Website.</w:t>
-      </w:r>
-    </w:p>
-    <w:p>
-      <w:pPr>
-        <w:rPr>
-          <w:rStyle w:val="Strong"/>
-          <w:b w:val="0"/>
-          <w:bCs w:val="0"/>
-        </w:rPr>
-      </w:pPr>
-    </w:p>
-    <w:p>
-      <w:pPr>
-        <w:rPr>
-          <w:rStyle w:val="Strong"/>
-          <w:bCs w:val="0"/>
-          <w:u w:val="single"/>
-        </w:rPr>
-      </w:pPr>
-      <w:r>
-        <w:rPr>
-          <w:rStyle w:val="Strong"/>
-          <w:bCs w:val="0"/>
-          <w:u w:val="single"/>
-        </w:rPr>
-        <w:t xml:space="preserve">CORE SKILLS </w:t>
-      </w:r>
-    </w:p>
-    <w:p>
-      <w:pPr>
-        <w:pStyle w:val="ListParagraph"/>
-        <w:numPr>
-          <w:ilvl w:val="0"/>
-          <w:numId w:val="9"/>
-        </w:numPr>
-        <w:rPr>
-          <w:rStyle w:val="Strong"/>
-          <w:bCs w:val="0"/>
-          <w:u w:val="single"/>
-        </w:rPr>
-      </w:pPr>
-      <w:r>
-        <w:rPr>
-          <w:rStyle w:val="Strong"/>
-          <w:b w:val="0"/>
-          <w:bCs w:val="0"/>
-        </w:rPr>
-        <w:t xml:space="preserve">Programming Languages (Python, Java, </w:t>
-      </w:r>
-      <w:proofErr w:type="spellStart"/>
-      <w:r>
-        <w:rPr>
-          <w:rStyle w:val="Strong"/>
-          <w:b w:val="0"/>
-          <w:bCs w:val="0"/>
-        </w:rPr>
-        <w:t>Javascript</w:t>
-      </w:r>
-      <w:proofErr w:type="spellEnd"/>
-      <w:r>
-        <w:rPr>
-          <w:rStyle w:val="Strong"/>
-          <w:b w:val="0"/>
-          <w:bCs w:val="0"/>
-        </w:rPr>
-        <w:t>)</w:t>
-      </w:r>
-    </w:p>
-    <w:p>
-      <w:pPr>
-        <w:pStyle w:val="ListParagraph"/>
-        <w:numPr>
-          <w:ilvl w:val="0"/>
-          <w:numId w:val="9"/>
-        </w:numPr>
-        <w:rPr>
-          <w:rStyle w:val="Strong"/>
-          <w:bCs w:val="0"/>
-          <w:u w:val="single"/>
-        </w:rPr>
-      </w:pPr>
-      <w:r>
-        <w:rPr>
-          <w:rStyle w:val="Strong"/>
-          <w:b w:val="0"/>
-          <w:bCs w:val="0"/>
-        </w:rPr>
-        <w:t>Database and Backend (MySQL, Firebase, node.js)</w:t>
-      </w:r>
-    </w:p>
-    <w:p>
-      <w:pPr>
-        <w:pStyle w:val="ListParagraph"/>
-        <w:numPr>
-          <w:ilvl w:val="0"/>
-          <w:numId w:val="9"/>
-        </w:numPr>
-        <w:rPr>
-          <w:rStyle w:val="Strong"/>
-          <w:bCs w:val="0"/>
-          <w:u w:val="single"/>
-        </w:rPr>
-      </w:pPr>
-      <w:r>
-        <w:rPr>
-          <w:rStyle w:val="Strong"/>
-          <w:b w:val="0"/>
-          <w:bCs w:val="0"/>
-        </w:rPr>
-        <w:lastRenderedPageBreak/>
-        <w:t xml:space="preserve">Full Stack Development </w:t>
-      </w:r>
-      <w:proofErr w:type="gramStart"/>
-      <w:r>
-        <w:rPr>
-          <w:rStyle w:val="Strong"/>
-          <w:b w:val="0"/>
-          <w:bCs w:val="0"/>
-        </w:rPr>
-        <w:t>( React.js</w:t>
-      </w:r>
-      <w:proofErr w:type="gramEnd"/>
-      <w:r>
-        <w:rPr>
-          <w:rStyle w:val="Strong"/>
-          <w:b w:val="0"/>
-          <w:bCs w:val="0"/>
-        </w:rPr>
-        <w:t xml:space="preserve">, </w:t>
-      </w:r>
-      <w:proofErr w:type="spellStart"/>
-      <w:r>
-        <w:rPr>
-          <w:rStyle w:val="Strong"/>
-          <w:b w:val="0"/>
-          <w:bCs w:val="0"/>
-        </w:rPr>
-        <w:t>Wordpress</w:t>
-      </w:r>
-      <w:proofErr w:type="spellEnd"/>
-      <w:r>
-        <w:rPr>
-          <w:rStyle w:val="Strong"/>
-          <w:b w:val="0"/>
-          <w:bCs w:val="0"/>
-        </w:rPr>
-        <w:t xml:space="preserve">, </w:t>
-      </w:r>
-      <w:proofErr w:type="spellStart"/>
-      <w:r>
-        <w:rPr>
-          <w:rStyle w:val="Strong"/>
-          <w:b w:val="0"/>
-          <w:bCs w:val="0"/>
-        </w:rPr>
-        <w:t>Laravel</w:t>
-      </w:r>
-      <w:proofErr w:type="spellEnd"/>
-      <w:r>
-        <w:rPr>
-          <w:rStyle w:val="Strong"/>
-          <w:b w:val="0"/>
-          <w:bCs w:val="0"/>
-        </w:rPr>
-        <w:t xml:space="preserve">, Flask  HTML CSS &amp; </w:t>
-      </w:r>
-      <w:proofErr w:type="spellStart"/>
-      <w:r>
-        <w:rPr>
-          <w:rStyle w:val="Strong"/>
-          <w:b w:val="0"/>
-          <w:bCs w:val="0"/>
-        </w:rPr>
-        <w:t>Javascript</w:t>
-      </w:r>
-      <w:proofErr w:type="spellEnd"/>
-      <w:r>
-        <w:rPr>
-          <w:rStyle w:val="Strong"/>
-          <w:b w:val="0"/>
-          <w:bCs w:val="0"/>
-        </w:rPr>
-        <w:t>, Git)</w:t>
-      </w:r>
-    </w:p>
-    <w:p>
-      <w:pPr>
-        <w:rPr>
-          <w:rStyle w:val="Strong"/>
-          <w:bCs w:val="0"/>
-          <w:u w:val="single"/>
-        </w:rPr>
-      </w:pPr>
-    </w:p>
-    <w:p>
-      <w:pPr>
-        <w:pStyle w:val="ListParagraph"/>
-        <w:rPr>
-          <w:rStyle w:val="Strong"/>
-          <w:b w:val="0"/>
-          <w:bCs w:val="0"/>
-        </w:rPr>
-      </w:pPr>
-    </w:p>
-    <w:p>
-      <w:pPr>
-        <w:rPr>
-          <w:u w:val="single"/>
-        </w:rPr>
-      </w:pPr>
-      <w:r>
-        <w:rPr>
-          <w:b/>
-          <w:u w:val="single"/>
-        </w:rPr>
-        <w:t>CERTIFICATIONS</w:t>
-      </w:r>
-      <w:r>
-        <w:rPr>
-          <w:u w:val="single"/>
-        </w:rPr>
-        <w:t xml:space="preserve"> </w:t>
-      </w:r>
-    </w:p>
-    <w:p>
-      <w:pPr>
-        <w:pStyle w:val="ListParagraph"/>
-        <w:numPr>
-          <w:ilvl w:val="0"/>
-          <w:numId w:val="6"/>
-        </w:numPr>
-      </w:pPr>
-      <w:r>
-        <w:t>Software Engineering Fundamentals</w:t>
-      </w:r>
-      <w:r>
-        <w:t xml:space="preserve"> Certified (SFC™) - </w:t>
-      </w:r>
-      <w:proofErr w:type="spellStart"/>
-      <w:r>
-        <w:t>ScrumStudy</w:t>
-      </w:r>
-      <w:proofErr w:type="spellEnd"/>
-      <w:r>
-        <w:t xml:space="preserve"> </w:t>
-      </w:r>
-      <w:r>
-        <w:t xml:space="preserve">: </w:t>
-      </w:r>
-      <w:hyperlink r:id="rId7" w:history="1">
+      <w:r>
+        <w:rPr>
+          <w:sz w:val="17"/>
+        </w:rPr>
+        <w:t xml:space="preserve">  |  </w:t>
+      </w:r>
+      <w:hyperlink r:id="rId7">
         <w:r>
           <w:rPr>
-            <w:rStyle w:val="Hyperlink"/>
+            <w:color w:val="0563C1"/>
+            <w:sz w:val="17"/>
+            <w:szCs w:val="17"/>
+            <w:u w:val="single"/>
           </w:rPr>
-          <w:t>Credential</w:t>
+          <w:t>LinkedIn</w:t>
         </w:r>
       </w:hyperlink>
-    </w:p>
-    <w:p>
-      <w:pPr>
-        <w:pStyle w:val="ListParagraph"/>
-        <w:numPr>
-          <w:ilvl w:val="0"/>
-          <w:numId w:val="6"/>
-        </w:numPr>
-      </w:pPr>
-      <w:r>
-        <w:t xml:space="preserve">Artificial Intelligence Certificate (CS50's Introduction to Artificial Intelligence with Python) - Harvard University </w:t>
-      </w:r>
-      <w:hyperlink r:id="rId8" w:history="1">
+      <w:r>
+        <w:rPr>
+          <w:sz w:val="17"/>
+        </w:rPr>
+        <w:t xml:space="preserve">  |  </w:t>
+      </w:r>
+      <w:hyperlink r:id="rId8">
         <w:r>
           <w:rPr>
-            <w:rStyle w:val="Hyperlink"/>
+            <w:color w:val="0563C1"/>
+            <w:sz w:val="17"/>
+            <w:szCs w:val="17"/>
+            <w:u w:val="single"/>
           </w:rPr>
-          <w:t>: Credential</w:t>
+          <w:t>GitHub</w:t>
         </w:r>
       </w:hyperlink>
     </w:p>
     <w:p>
       <w:pPr>
-        <w:pStyle w:val="ListParagraph"/>
-        <w:numPr>
-          <w:ilvl w:val="0"/>
-          <w:numId w:val="6"/>
-        </w:numPr>
-      </w:pPr>
-      <w:r>
-        <w:t xml:space="preserve">ICDL Certificates - Word Processing, Presentation (PowerPoint), Spreadsheets (Excel) </w:t>
-      </w:r>
-      <w:r>
-        <w:t xml:space="preserve">: </w:t>
-      </w:r>
-      <w:hyperlink r:id="rId9" w:history="1">
-        <w:r>
-          <w:rPr>
-            <w:rStyle w:val="Hyperlink"/>
-          </w:rPr>
-          <w:t>Credential</w:t>
-        </w:r>
-      </w:hyperlink>
-      <w:r>
-        <w:t xml:space="preserve"> </w:t>
-      </w:r>
-    </w:p>
-    <w:p/>
-    <w:p>
-      <w:pPr>
-        <w:rPr>
-          <w:b/>
-          <w:u w:val="single"/>
-        </w:rPr>
-      </w:pPr>
-      <w:r>
-        <w:rPr>
-          <w:b/>
-          <w:u w:val="single"/>
-        </w:rPr>
-        <w:t>ADDITIONAL INFORMATION</w:t>
-      </w:r>
-      <w:r>
-        <w:rPr>
-          <w:b/>
-          <w:u w:val="single"/>
-        </w:rPr>
-        <w:t xml:space="preserve">  </w:t>
-      </w:r>
-    </w:p>
-    <w:p>
-      <w:pPr>
-        <w:pStyle w:val="ListParagraph"/>
-        <w:numPr>
-          <w:ilvl w:val="0"/>
-          <w:numId w:val="7"/>
-        </w:numPr>
-      </w:pPr>
-      <w:r>
-        <w:t>Nationality: Zimbabwean Languages:</w:t>
-      </w:r>
-      <w:r>
-        <w:t xml:space="preserve"> Fluency in English and Shona</w:t>
-      </w:r>
-      <w:r>
-        <w:t>, basic understanding of Portuguese</w:t>
-      </w:r>
-    </w:p>
-    <w:p>
-      <w:pPr>
-        <w:pStyle w:val="ListParagraph"/>
-        <w:numPr>
-          <w:ilvl w:val="0"/>
-          <w:numId w:val="7"/>
-        </w:numPr>
-      </w:pPr>
-      <w:r>
-        <w:t>GitHub</w:t>
-      </w:r>
-      <w:r>
-        <w:t xml:space="preserve">: </w:t>
-      </w:r>
-      <w:hyperlink r:id="rId10" w:history="1">
-        <w:r>
-          <w:rPr>
-            <w:rStyle w:val="Hyperlink"/>
-          </w:rPr>
-          <w:t xml:space="preserve"> My </w:t>
-        </w:r>
-        <w:proofErr w:type="spellStart"/>
-        <w:r>
-          <w:rPr>
-            <w:rStyle w:val="Hyperlink"/>
-          </w:rPr>
-          <w:t>Github</w:t>
-        </w:r>
-        <w:proofErr w:type="spellEnd"/>
-        <w:r>
-          <w:rPr>
-            <w:rStyle w:val="Hyperlink"/>
-          </w:rPr>
-          <w:t xml:space="preserve"> Profile</w:t>
-        </w:r>
-      </w:hyperlink>
-    </w:p>
-    <w:p>
-      <w:pPr>
-        <w:pStyle w:val="ListParagraph"/>
-        <w:numPr>
-          <w:ilvl w:val="0"/>
-          <w:numId w:val="7"/>
-        </w:numPr>
-        <w:rPr>
-          <w:rStyle w:val="Hyperlink"/>
-          <w:color w:val="auto"/>
-          <w:u w:val="none"/>
-        </w:rPr>
-      </w:pPr>
-      <w:r>
-        <w:t>LinkedIn :</w:t>
-      </w:r>
-      <w:r>
-        <w:t xml:space="preserve"> </w:t>
-      </w:r>
-      <w:hyperlink r:id="rId11" w:history="1">
-        <w:r>
-          <w:rPr>
-            <w:rStyle w:val="Hyperlink"/>
-          </w:rPr>
-          <w:t>My LinkedIn Profile</w:t>
-        </w:r>
-      </w:hyperlink>
-    </w:p>
-    <w:p>
-      <w:pPr>
-        <w:pStyle w:val="ListParagraph"/>
-        <w:ind w:left="768"/>
-        <w:rPr>
-          <w:rStyle w:val="Hyperlink"/>
-          <w:color w:val="auto"/>
-          <w:u w:val="none"/>
-        </w:rPr>
-      </w:pPr>
-    </w:p>
-    <w:p>
-      <w:pPr>
-        <w:pStyle w:val="ListParagraph"/>
-        <w:ind w:left="768"/>
-      </w:pPr>
-    </w:p>
-    <w:p>
-      <w:pPr>
-        <w:rPr>
-          <w:b/>
-          <w:u w:val="single"/>
-        </w:rPr>
-      </w:pPr>
+        <w:jc w:val="center"/>
+        <w:rPr>
+          <w:rFonts w:hint="eastAsia"/>
+        </w:rPr>
+      </w:pPr>
+    </w:p>
+    <w:p>
+      <w:pPr>
+        <w:pStyle w:val="CVSection"/>
+        <w:keepNext/>
+        <w:pBdr>
+          <w:bottom w:val="single" w:sz="6" w:space="3" w:color="D9DEE8"/>
+        </w:pBdr>
+        <w:rPr>
+          <w:rFonts w:hint="eastAsia"/>
+          <w:sz w:val="28"/>
+          <w:szCs w:val="28"/>
+        </w:rPr>
+      </w:pPr>
+      <w:r>
+        <w:rPr>
+          <w:sz w:val="28"/>
+          <w:szCs w:val="28"/>
+        </w:rPr>
+        <w:t>PROFESSIONAL PROFILE</w:t>
+      </w:r>
+    </w:p>
+    <w:p>
+      <w:pPr>
+        <w:spacing w:after="80" w:line="360" w:lineRule="auto"/>
+        <w:rPr>
+          <w:rFonts w:hint="eastAsia"/>
+          <w:sz w:val="22"/>
+        </w:rPr>
+      </w:pPr>
+      <w:r>
+        <w:rPr>
+          <w:sz w:val="22"/>
+        </w:rPr>
+        <w:t>Computer Science student with 13 months of enterprise IT experience in an Applications Development and Support environment at Old Mutual Zimbabwe. Experienced in enterprise ap</w:t>
+      </w:r>
       <w:bookmarkStart w:id="0" w:name="_GoBack"/>
       <w:bookmarkEnd w:id="0"/>
-    </w:p>
+      <w:r>
+        <w:rPr>
+          <w:sz w:val="22"/>
+        </w:rPr>
+        <w:t>plication support, systems administration, database support, cloud technologies, data reporting, workflow automation, audit and compliance support, troubleshooting and stakeholder coordination. Strong software development found</w:t>
+      </w:r>
+      <w:r>
+        <w:rPr>
+          <w:sz w:val="22"/>
+        </w:rPr>
+        <w:t xml:space="preserve">ation with an interest in cloud </w:t>
+      </w:r>
+      <w:r>
+        <w:rPr>
+          <w:sz w:val="22"/>
+        </w:rPr>
+        <w:t>enabled enterprise systems and automation. Comfortable working across technical and business teams, adapting quickly to new systems and operational requirements. Focused on building practical, reliable technology solutions while continui</w:t>
+      </w:r>
+      <w:r>
+        <w:rPr>
+          <w:sz w:val="22"/>
+        </w:rPr>
+        <w:t>ng to grow in cloud and automation.</w:t>
+      </w:r>
+    </w:p>
+    <w:p>
+      <w:pPr>
+        <w:pStyle w:val="CVSection"/>
+        <w:keepNext/>
+        <w:pBdr>
+          <w:bottom w:val="single" w:sz="6" w:space="3" w:color="D9DEE8"/>
+        </w:pBdr>
+        <w:spacing w:before="80" w:after="40"/>
+        <w:rPr>
+          <w:rFonts w:hint="eastAsia"/>
+          <w:sz w:val="28"/>
+          <w:szCs w:val="28"/>
+        </w:rPr>
+      </w:pPr>
+    </w:p>
+    <w:p>
+      <w:pPr>
+        <w:pStyle w:val="CVSection"/>
+        <w:keepNext/>
+        <w:pBdr>
+          <w:bottom w:val="single" w:sz="6" w:space="3" w:color="D9DEE8"/>
+        </w:pBdr>
+        <w:spacing w:before="80" w:after="40"/>
+        <w:rPr>
+          <w:rFonts w:hint="eastAsia"/>
+          <w:sz w:val="28"/>
+          <w:szCs w:val="28"/>
+        </w:rPr>
+      </w:pPr>
+      <w:r>
+        <w:rPr>
+          <w:sz w:val="28"/>
+          <w:szCs w:val="28"/>
+        </w:rPr>
+        <w:t>TECHNICAL SKILLS</w:t>
+      </w:r>
+    </w:p>
+    <w:tbl>
+      <w:tblPr>
+        <w:tblW w:w="5000" w:type="pct"/>
+        <w:tblBorders>
+          <w:top w:val="nil"/>
+          <w:left w:val="nil"/>
+          <w:bottom w:val="nil"/>
+          <w:right w:val="nil"/>
+          <w:insideH w:val="nil"/>
+          <w:insideV w:val="nil"/>
+        </w:tblBorders>
+        <w:tblLook w:val="04A0" w:firstRow="1" w:lastRow="0" w:firstColumn="1" w:lastColumn="0" w:noHBand="0" w:noVBand="1"/>
+      </w:tblPr>
+      <w:tblGrid>
+        <w:gridCol w:w="10368"/>
+      </w:tblGrid>
+      <w:tr>
+        <w:tc>
+          <w:tcPr>
+            <w:tcW w:w="10368" w:type="dxa"/>
+            <w:tcMar>
+              <w:top w:w="25" w:type="dxa"/>
+              <w:left w:w="0" w:type="dxa"/>
+              <w:bottom w:w="25" w:type="dxa"/>
+              <w:right w:w="0" w:type="dxa"/>
+            </w:tcMar>
+          </w:tcPr>
+          <w:p>
+            <w:pPr>
+              <w:spacing w:after="0" w:line="360" w:lineRule="auto"/>
+              <w:rPr>
+                <w:rFonts w:hint="eastAsia"/>
+                <w:sz w:val="22"/>
+              </w:rPr>
+            </w:pPr>
+            <w:r>
+              <w:rPr>
+                <w:sz w:val="22"/>
+              </w:rPr>
+              <w:t>•  Software Development</w:t>
+            </w:r>
+          </w:p>
+        </w:tc>
+      </w:tr>
+      <w:tr>
+        <w:tc>
+          <w:tcPr>
+            <w:tcW w:w="10368" w:type="dxa"/>
+            <w:tcMar>
+              <w:top w:w="25" w:type="dxa"/>
+              <w:left w:w="0" w:type="dxa"/>
+              <w:bottom w:w="25" w:type="dxa"/>
+              <w:right w:w="0" w:type="dxa"/>
+            </w:tcMar>
+          </w:tcPr>
+          <w:p>
+            <w:pPr>
+              <w:spacing w:after="0" w:line="360" w:lineRule="auto"/>
+              <w:rPr>
+                <w:rFonts w:hint="eastAsia"/>
+                <w:sz w:val="22"/>
+              </w:rPr>
+            </w:pPr>
+            <w:r>
+              <w:rPr>
+                <w:sz w:val="22"/>
+              </w:rPr>
+              <w:t>•  Application Support</w:t>
+            </w:r>
+          </w:p>
+        </w:tc>
+      </w:tr>
+      <w:tr>
+        <w:tc>
+          <w:tcPr>
+            <w:tcW w:w="10368" w:type="dxa"/>
+            <w:tcMar>
+              <w:top w:w="25" w:type="dxa"/>
+              <w:left w:w="0" w:type="dxa"/>
+              <w:bottom w:w="25" w:type="dxa"/>
+              <w:right w:w="0" w:type="dxa"/>
+            </w:tcMar>
+          </w:tcPr>
+          <w:p>
+            <w:pPr>
+              <w:spacing w:after="0" w:line="360" w:lineRule="auto"/>
+              <w:rPr>
+                <w:rFonts w:hint="eastAsia"/>
+                <w:sz w:val="22"/>
+              </w:rPr>
+            </w:pPr>
+            <w:r>
+              <w:rPr>
+                <w:sz w:val="22"/>
+              </w:rPr>
+              <w:t>•  Cloud Computing</w:t>
+            </w:r>
+          </w:p>
+        </w:tc>
+      </w:tr>
+      <w:tr>
+        <w:tc>
+          <w:tcPr>
+            <w:tcW w:w="10368" w:type="dxa"/>
+            <w:tcMar>
+              <w:top w:w="25" w:type="dxa"/>
+              <w:left w:w="0" w:type="dxa"/>
+              <w:bottom w:w="25" w:type="dxa"/>
+              <w:right w:w="0" w:type="dxa"/>
+            </w:tcMar>
+          </w:tcPr>
+          <w:p>
+            <w:pPr>
+              <w:spacing w:after="0" w:line="360" w:lineRule="auto"/>
+              <w:rPr>
+                <w:rFonts w:hint="eastAsia"/>
+                <w:sz w:val="22"/>
+              </w:rPr>
+            </w:pPr>
+            <w:r>
+              <w:rPr>
+                <w:sz w:val="22"/>
+              </w:rPr>
+              <w:t>•  Database Management</w:t>
+            </w:r>
+          </w:p>
+        </w:tc>
+      </w:tr>
+      <w:tr>
+        <w:tc>
+          <w:tcPr>
+            <w:tcW w:w="10368" w:type="dxa"/>
+            <w:tcMar>
+              <w:top w:w="25" w:type="dxa"/>
+              <w:left w:w="0" w:type="dxa"/>
+              <w:bottom w:w="25" w:type="dxa"/>
+              <w:right w:w="0" w:type="dxa"/>
+            </w:tcMar>
+          </w:tcPr>
+          <w:p>
+            <w:pPr>
+              <w:spacing w:after="0" w:line="360" w:lineRule="auto"/>
+              <w:rPr>
+                <w:rFonts w:hint="eastAsia"/>
+                <w:sz w:val="22"/>
+              </w:rPr>
+            </w:pPr>
+            <w:r>
+              <w:rPr>
+                <w:sz w:val="22"/>
+              </w:rPr>
+              <w:t>•  Automation</w:t>
+            </w:r>
+          </w:p>
+        </w:tc>
+      </w:tr>
+      <w:tr>
+        <w:tc>
+          <w:tcPr>
+            <w:tcW w:w="10368" w:type="dxa"/>
+            <w:tcMar>
+              <w:top w:w="25" w:type="dxa"/>
+              <w:left w:w="0" w:type="dxa"/>
+              <w:bottom w:w="25" w:type="dxa"/>
+              <w:right w:w="0" w:type="dxa"/>
+            </w:tcMar>
+          </w:tcPr>
+          <w:p>
+            <w:pPr>
+              <w:spacing w:after="0" w:line="360" w:lineRule="auto"/>
+              <w:rPr>
+                <w:rFonts w:hint="eastAsia"/>
+                <w:sz w:val="22"/>
+              </w:rPr>
+            </w:pPr>
+            <w:r>
+              <w:rPr>
+                <w:sz w:val="22"/>
+              </w:rPr>
+              <w:t>•  Data Analytics</w:t>
+            </w:r>
+          </w:p>
+        </w:tc>
+      </w:tr>
+      <w:tr>
+        <w:tc>
+          <w:tcPr>
+            <w:tcW w:w="10368" w:type="dxa"/>
+            <w:tcMar>
+              <w:top w:w="25" w:type="dxa"/>
+              <w:left w:w="0" w:type="dxa"/>
+              <w:bottom w:w="25" w:type="dxa"/>
+              <w:right w:w="0" w:type="dxa"/>
+            </w:tcMar>
+          </w:tcPr>
+          <w:p>
+            <w:pPr>
+              <w:spacing w:after="0" w:line="360" w:lineRule="auto"/>
+              <w:rPr>
+                <w:rFonts w:hint="eastAsia"/>
+                <w:sz w:val="22"/>
+              </w:rPr>
+            </w:pPr>
+            <w:r>
+              <w:rPr>
+                <w:sz w:val="22"/>
+              </w:rPr>
+              <w:t>•  System Administration</w:t>
+            </w:r>
+          </w:p>
+        </w:tc>
+      </w:tr>
+      <w:tr>
+        <w:tc>
+          <w:tcPr>
+            <w:tcW w:w="10368" w:type="dxa"/>
+            <w:tcMar>
+              <w:top w:w="25" w:type="dxa"/>
+              <w:left w:w="0" w:type="dxa"/>
+              <w:bottom w:w="25" w:type="dxa"/>
+              <w:right w:w="0" w:type="dxa"/>
+            </w:tcMar>
+          </w:tcPr>
+          <w:p>
+            <w:pPr>
+              <w:spacing w:after="0" w:line="360" w:lineRule="auto"/>
+              <w:rPr>
+                <w:rFonts w:hint="eastAsia"/>
+                <w:sz w:val="22"/>
+              </w:rPr>
+            </w:pPr>
+            <w:r>
+              <w:rPr>
+                <w:sz w:val="22"/>
+              </w:rPr>
+              <w:t>•  Web Development</w:t>
+            </w:r>
+          </w:p>
+          <w:p>
+            <w:pPr>
+              <w:spacing w:after="0" w:line="360" w:lineRule="auto"/>
+              <w:rPr>
+                <w:rFonts w:hint="eastAsia"/>
+                <w:sz w:val="22"/>
+              </w:rPr>
+            </w:pPr>
+          </w:p>
+        </w:tc>
+      </w:tr>
+    </w:tbl>
+    <w:p>
+      <w:pPr>
+        <w:pStyle w:val="CVSection"/>
+        <w:spacing w:before="80" w:after="40" w:line="360" w:lineRule="auto"/>
+        <w:rPr>
+          <w:rFonts w:hint="eastAsia"/>
+          <w:sz w:val="28"/>
+          <w:szCs w:val="28"/>
+        </w:rPr>
+      </w:pPr>
+      <w:r>
+        <w:rPr>
+          <w:sz w:val="28"/>
+          <w:szCs w:val="28"/>
+        </w:rPr>
+        <w:t>SOFT SKILLS</w:t>
+      </w:r>
+    </w:p>
+    <w:p>
+      <w:pPr>
+        <w:spacing w:after="0" w:line="360" w:lineRule="auto"/>
+        <w:rPr>
+          <w:rFonts w:hint="eastAsia"/>
+          <w:sz w:val="22"/>
+        </w:rPr>
+      </w:pPr>
+      <w:r>
+        <w:rPr>
+          <w:sz w:val="21"/>
+        </w:rPr>
+        <w:t xml:space="preserve">•  </w:t>
+      </w:r>
+      <w:r>
+        <w:rPr>
+          <w:sz w:val="22"/>
+        </w:rPr>
+        <w:t>Adaptability &amp; Quick Learning</w:t>
+      </w:r>
+    </w:p>
+    <w:p>
+      <w:pPr>
+        <w:spacing w:after="0" w:line="360" w:lineRule="auto"/>
+        <w:rPr>
+          <w:rFonts w:hint="eastAsia"/>
+          <w:sz w:val="22"/>
+        </w:rPr>
+      </w:pPr>
+      <w:r>
+        <w:rPr>
+          <w:sz w:val="22"/>
+        </w:rPr>
+        <w:t>•  Teamwork &amp; Collaboration</w:t>
+      </w:r>
+    </w:p>
+    <w:p>
+      <w:pPr>
+        <w:spacing w:after="0" w:line="360" w:lineRule="auto"/>
+        <w:rPr>
+          <w:rFonts w:hint="eastAsia"/>
+          <w:sz w:val="22"/>
+        </w:rPr>
+      </w:pPr>
+      <w:r>
+        <w:rPr>
+          <w:sz w:val="22"/>
+        </w:rPr>
+        <w:t>•  Problem Solving</w:t>
+      </w:r>
+    </w:p>
+    <w:p>
+      <w:pPr>
+        <w:spacing w:after="0" w:line="360" w:lineRule="auto"/>
+        <w:rPr>
+          <w:rFonts w:hint="eastAsia"/>
+          <w:sz w:val="22"/>
+        </w:rPr>
+      </w:pPr>
+      <w:r>
+        <w:rPr>
+          <w:sz w:val="22"/>
+        </w:rPr>
+        <w:t xml:space="preserve">•  </w:t>
+      </w:r>
+      <w:r>
+        <w:rPr>
+          <w:sz w:val="22"/>
+        </w:rPr>
+        <w:t xml:space="preserve">Excellent Written &amp; Oral </w:t>
+      </w:r>
+      <w:r>
+        <w:rPr>
+          <w:sz w:val="22"/>
+        </w:rPr>
+        <w:t>Communication</w:t>
+      </w:r>
+      <w:r>
+        <w:rPr>
+          <w:sz w:val="22"/>
+        </w:rPr>
+        <w:t xml:space="preserve"> Skills</w:t>
+      </w:r>
+    </w:p>
+    <w:p>
+      <w:pPr>
+        <w:spacing w:after="0" w:line="360" w:lineRule="auto"/>
+        <w:rPr>
+          <w:rFonts w:hint="eastAsia"/>
+          <w:sz w:val="22"/>
+        </w:rPr>
+      </w:pPr>
+      <w:r>
+        <w:rPr>
+          <w:sz w:val="22"/>
+        </w:rPr>
+        <w:t>•  Time Management</w:t>
+      </w:r>
+    </w:p>
+    <w:p>
+      <w:pPr>
+        <w:pStyle w:val="CVSection"/>
+        <w:keepNext/>
+        <w:pBdr>
+          <w:bottom w:val="single" w:sz="6" w:space="3" w:color="D9DEE8"/>
+        </w:pBdr>
+        <w:rPr>
+          <w:rFonts w:hint="eastAsia"/>
+        </w:rPr>
+      </w:pPr>
+    </w:p>
+    <w:p>
+      <w:pPr>
+        <w:pStyle w:val="CVSection"/>
+        <w:keepNext/>
+        <w:pBdr>
+          <w:bottom w:val="single" w:sz="6" w:space="3" w:color="D9DEE8"/>
+        </w:pBdr>
+        <w:spacing w:line="360" w:lineRule="auto"/>
+        <w:rPr>
+          <w:rFonts w:hint="eastAsia"/>
+          <w:sz w:val="28"/>
+          <w:szCs w:val="28"/>
+        </w:rPr>
+      </w:pPr>
+      <w:r>
+        <w:rPr>
+          <w:sz w:val="28"/>
+          <w:szCs w:val="28"/>
+        </w:rPr>
+        <w:t>PROFESSIONAL EXPERIENCE</w:t>
+      </w:r>
+    </w:p>
+    <w:p>
+      <w:pPr>
+        <w:pStyle w:val="CVSub"/>
+        <w:spacing w:line="360" w:lineRule="auto"/>
+        <w:rPr>
+          <w:rFonts w:hint="eastAsia"/>
+          <w:sz w:val="24"/>
+          <w:szCs w:val="24"/>
+        </w:rPr>
+      </w:pPr>
+      <w:r>
+        <w:rPr>
+          <w:sz w:val="24"/>
+          <w:szCs w:val="24"/>
+        </w:rPr>
+        <w:t>IT Intern - Applications Development &amp; Support</w:t>
+      </w:r>
+    </w:p>
+    <w:p>
+      <w:pPr>
+        <w:pStyle w:val="CVMeta"/>
+        <w:spacing w:line="360" w:lineRule="auto"/>
+        <w:rPr>
+          <w:rFonts w:hint="eastAsia"/>
+          <w:sz w:val="22"/>
+        </w:rPr>
+      </w:pPr>
+      <w:r>
+        <w:rPr>
+          <w:sz w:val="22"/>
+        </w:rPr>
+        <w:t xml:space="preserve">Old Mutual Zimbabwe, </w:t>
+      </w:r>
+      <w:proofErr w:type="gramStart"/>
+      <w:r>
+        <w:rPr>
+          <w:sz w:val="22"/>
+        </w:rPr>
+        <w:t>Harare  |</w:t>
+      </w:r>
+      <w:proofErr w:type="gramEnd"/>
+      <w:r>
+        <w:rPr>
+          <w:sz w:val="22"/>
+        </w:rPr>
+        <w:t xml:space="preserve">  A</w:t>
+      </w:r>
+      <w:r>
+        <w:rPr>
+          <w:sz w:val="22"/>
+        </w:rPr>
+        <w:t xml:space="preserve">ug 2025 - Aug 2026  </w:t>
+      </w:r>
+    </w:p>
+    <w:p>
+      <w:pPr>
+        <w:spacing w:after="64" w:line="360" w:lineRule="auto"/>
+        <w:ind w:left="216" w:hanging="158"/>
+        <w:rPr>
+          <w:rFonts w:hint="eastAsia"/>
+          <w:sz w:val="22"/>
+        </w:rPr>
+      </w:pPr>
+      <w:r>
+        <w:rPr>
+          <w:color w:val="282E3A"/>
+          <w:sz w:val="22"/>
+        </w:rPr>
+        <w:t>•  Provided enterprise application support and systems</w:t>
+      </w:r>
+      <w:r>
+        <w:rPr>
+          <w:color w:val="282E3A"/>
+          <w:sz w:val="22"/>
+        </w:rPr>
+        <w:t xml:space="preserve"> administration across business </w:t>
+      </w:r>
+      <w:r>
+        <w:rPr>
+          <w:color w:val="282E3A"/>
+          <w:sz w:val="22"/>
+        </w:rPr>
+        <w:t xml:space="preserve">critical platforms, resolving incidents and maintaining </w:t>
+      </w:r>
+      <w:r>
+        <w:rPr>
+          <w:color w:val="282E3A"/>
+          <w:sz w:val="22"/>
+        </w:rPr>
+        <w:t xml:space="preserve">reliable day to </w:t>
+      </w:r>
+      <w:r>
+        <w:rPr>
+          <w:color w:val="282E3A"/>
+          <w:sz w:val="22"/>
+        </w:rPr>
+        <w:t>day operations.</w:t>
+      </w:r>
+    </w:p>
+    <w:p>
+      <w:pPr>
+        <w:spacing w:after="64" w:line="360" w:lineRule="auto"/>
+        <w:ind w:left="216" w:hanging="158"/>
+        <w:rPr>
+          <w:rFonts w:hint="eastAsia"/>
+          <w:sz w:val="22"/>
+        </w:rPr>
+      </w:pPr>
+      <w:r>
+        <w:rPr>
+          <w:color w:val="282E3A"/>
+          <w:sz w:val="22"/>
+        </w:rPr>
+        <w:t>•  Performed database support, data validation, system updates and reporting while maintaining data integrity and supporting operational processes.</w:t>
+      </w:r>
+    </w:p>
+    <w:p>
+      <w:pPr>
+        <w:spacing w:after="64" w:line="360" w:lineRule="auto"/>
+        <w:ind w:left="216" w:hanging="158"/>
+        <w:rPr>
+          <w:rFonts w:hint="eastAsia"/>
+          <w:sz w:val="22"/>
+        </w:rPr>
+      </w:pPr>
+      <w:r>
+        <w:rPr>
+          <w:color w:val="282E3A"/>
+          <w:sz w:val="22"/>
+        </w:rPr>
+        <w:t>•  Supported cloud, collaboration and automation initiatives using Microsoft 365, SharePoint, Power Automate, Power BI and related enterprise tools.</w:t>
+      </w:r>
+    </w:p>
+    <w:p>
+      <w:pPr>
+        <w:spacing w:after="64" w:line="360" w:lineRule="auto"/>
+        <w:ind w:left="216" w:hanging="158"/>
+        <w:rPr>
+          <w:rFonts w:hint="eastAsia"/>
+          <w:sz w:val="22"/>
+        </w:rPr>
+      </w:pPr>
+      <w:r>
+        <w:rPr>
+          <w:color w:val="282E3A"/>
+          <w:sz w:val="22"/>
+        </w:rPr>
+        <w:t>•  Contributed to system testing, UAT, migrations, audit and compliance activities, documentation and continuous process improvement.</w:t>
+      </w:r>
+    </w:p>
+    <w:p>
+      <w:pPr>
+        <w:spacing w:after="64" w:line="360" w:lineRule="auto"/>
+        <w:ind w:left="216" w:hanging="158"/>
+        <w:rPr>
+          <w:rFonts w:hint="eastAsia"/>
+          <w:color w:val="282E3A"/>
+          <w:sz w:val="22"/>
+        </w:rPr>
+      </w:pPr>
+      <w:r>
+        <w:rPr>
+          <w:color w:val="282E3A"/>
+          <w:sz w:val="22"/>
+        </w:rPr>
+        <w:t>•  Worked with business users, IT teams and external vendors to troubleshoot issues, track resolutions and support system enhancements and project delivery.</w:t>
+      </w:r>
+    </w:p>
+    <w:p>
+      <w:pPr>
+        <w:spacing w:after="64" w:line="360" w:lineRule="auto"/>
+        <w:ind w:left="216" w:hanging="158"/>
+        <w:rPr>
+          <w:rFonts w:hint="eastAsia"/>
+          <w:sz w:val="22"/>
+        </w:rPr>
+      </w:pPr>
+    </w:p>
+    <w:p>
+      <w:pPr>
+        <w:pStyle w:val="CVSection"/>
+        <w:keepNext/>
+        <w:pBdr>
+          <w:bottom w:val="single" w:sz="6" w:space="3" w:color="D9DEE8"/>
+        </w:pBdr>
+        <w:spacing w:line="360" w:lineRule="auto"/>
+        <w:rPr>
+          <w:rFonts w:hint="eastAsia"/>
+          <w:sz w:val="28"/>
+          <w:szCs w:val="28"/>
+        </w:rPr>
+      </w:pPr>
+      <w:r>
+        <w:rPr>
+          <w:sz w:val="28"/>
+          <w:szCs w:val="28"/>
+        </w:rPr>
+        <w:t>EDUCATION</w:t>
+      </w:r>
+    </w:p>
+    <w:p>
+      <w:pPr>
+        <w:pStyle w:val="CVSub"/>
+        <w:spacing w:line="360" w:lineRule="auto"/>
+        <w:rPr>
+          <w:rFonts w:hint="eastAsia"/>
+          <w:sz w:val="24"/>
+          <w:szCs w:val="24"/>
+        </w:rPr>
+      </w:pPr>
+      <w:r>
+        <w:rPr>
+          <w:sz w:val="24"/>
+          <w:szCs w:val="24"/>
+        </w:rPr>
+        <w:t xml:space="preserve">Bachelor of Science </w:t>
+      </w:r>
+      <w:proofErr w:type="spellStart"/>
+      <w:r>
+        <w:rPr>
+          <w:sz w:val="24"/>
+          <w:szCs w:val="24"/>
+        </w:rPr>
+        <w:t>Honours</w:t>
+      </w:r>
+      <w:proofErr w:type="spellEnd"/>
+      <w:r>
+        <w:rPr>
+          <w:sz w:val="24"/>
+          <w:szCs w:val="24"/>
+        </w:rPr>
+        <w:t xml:space="preserve"> in Computer Science</w:t>
+      </w:r>
+    </w:p>
+    <w:p>
+      <w:pPr>
+        <w:pStyle w:val="CVMeta"/>
+        <w:spacing w:line="360" w:lineRule="auto"/>
+        <w:rPr>
+          <w:rFonts w:hint="eastAsia"/>
+          <w:sz w:val="20"/>
+          <w:szCs w:val="20"/>
+        </w:rPr>
+      </w:pPr>
+      <w:r>
+        <w:rPr>
+          <w:sz w:val="20"/>
+          <w:szCs w:val="20"/>
+        </w:rPr>
+        <w:t xml:space="preserve">University of </w:t>
+      </w:r>
+      <w:proofErr w:type="gramStart"/>
+      <w:r>
+        <w:rPr>
+          <w:sz w:val="20"/>
+          <w:szCs w:val="20"/>
+        </w:rPr>
+        <w:t>Zimbabwe  |</w:t>
+      </w:r>
+      <w:proofErr w:type="gramEnd"/>
+      <w:r>
+        <w:rPr>
+          <w:sz w:val="20"/>
+          <w:szCs w:val="20"/>
+        </w:rPr>
+        <w:t xml:space="preserve">  2023 - 2027 (expected)</w:t>
+      </w:r>
+    </w:p>
+    <w:p>
+      <w:pPr>
+        <w:spacing w:line="360" w:lineRule="auto"/>
+        <w:rPr>
+          <w:rFonts w:hint="eastAsia"/>
+          <w:b/>
+        </w:rPr>
+      </w:pPr>
+      <w:r>
+        <w:rPr>
+          <w:b/>
+          <w:sz w:val="24"/>
+          <w:szCs w:val="24"/>
+          <w:u w:val="single"/>
+        </w:rPr>
+        <w:t>Regina Mundi Girls High School, Gweru</w:t>
+      </w:r>
+      <w:r>
+        <w:rPr>
+          <w:b/>
+        </w:rPr>
+        <w:br/>
+        <w:t>A Level: 14 points - Chemistry (A), Physics (A), Pure Mathematics (B)</w:t>
+      </w:r>
+      <w:r>
+        <w:rPr>
+          <w:b/>
+        </w:rPr>
+        <w:br/>
+        <w:t>O Level: 12 A grades, including Mathematics, English and Science subjects</w:t>
+      </w:r>
+    </w:p>
+    <w:p>
+      <w:pPr>
+        <w:rPr>
+          <w:rFonts w:hint="eastAsia"/>
+        </w:rPr>
+      </w:pPr>
+    </w:p>
+    <w:p>
+      <w:pPr>
+        <w:pStyle w:val="CVSection"/>
+        <w:keepNext/>
+        <w:pBdr>
+          <w:bottom w:val="single" w:sz="6" w:space="3" w:color="D9DEE8"/>
+        </w:pBdr>
+        <w:spacing w:line="360" w:lineRule="auto"/>
+        <w:rPr>
+          <w:rFonts w:hint="eastAsia"/>
+          <w:sz w:val="28"/>
+          <w:szCs w:val="28"/>
+        </w:rPr>
+      </w:pPr>
+      <w:r>
+        <w:rPr>
+          <w:sz w:val="28"/>
+          <w:szCs w:val="28"/>
+        </w:rPr>
+        <w:t>CERTIFICATIONS &amp; COURSES</w:t>
+      </w:r>
+    </w:p>
+    <w:p>
+      <w:pPr>
+        <w:spacing w:after="64" w:line="360" w:lineRule="auto"/>
+        <w:ind w:left="216" w:hanging="158"/>
+        <w:rPr>
+          <w:rFonts w:hint="eastAsia"/>
+          <w:sz w:val="22"/>
+        </w:rPr>
+      </w:pPr>
+      <w:r>
+        <w:rPr>
+          <w:color w:val="282E3A"/>
+        </w:rPr>
+        <w:t>•</w:t>
+      </w:r>
+      <w:r>
+        <w:rPr>
+          <w:color w:val="282E3A"/>
+          <w:sz w:val="22"/>
+        </w:rPr>
+        <w:t xml:space="preserve">  AWS Cloud Practitioner</w:t>
+      </w:r>
+    </w:p>
+    <w:p>
+      <w:pPr>
+        <w:spacing w:after="64" w:line="360" w:lineRule="auto"/>
+        <w:ind w:left="216" w:hanging="158"/>
+        <w:rPr>
+          <w:rFonts w:hint="eastAsia"/>
+          <w:sz w:val="22"/>
+        </w:rPr>
+      </w:pPr>
+      <w:r>
+        <w:rPr>
+          <w:color w:val="282E3A"/>
+          <w:sz w:val="22"/>
+        </w:rPr>
+        <w:t>•  CS50's Introduction to Artificial Intelligence with Python - Harvard University (CS50AI)</w:t>
+      </w:r>
+    </w:p>
+    <w:p>
+      <w:pPr>
+        <w:spacing w:after="64" w:line="360" w:lineRule="auto"/>
+        <w:ind w:left="216" w:hanging="158"/>
+        <w:rPr>
+          <w:rFonts w:hint="eastAsia"/>
+          <w:sz w:val="22"/>
+        </w:rPr>
+      </w:pPr>
+      <w:r>
+        <w:rPr>
+          <w:color w:val="282E3A"/>
+          <w:sz w:val="22"/>
+        </w:rPr>
+        <w:t xml:space="preserve">•  Software Engineering Fundamentals Certified (SFC™) - </w:t>
+      </w:r>
+      <w:proofErr w:type="spellStart"/>
+      <w:r>
+        <w:rPr>
+          <w:color w:val="282E3A"/>
+          <w:sz w:val="22"/>
+        </w:rPr>
+        <w:t>ScrumStudy</w:t>
+      </w:r>
+      <w:proofErr w:type="spellEnd"/>
+    </w:p>
+    <w:p>
+      <w:pPr>
+        <w:spacing w:after="64" w:line="360" w:lineRule="auto"/>
+        <w:ind w:left="216" w:hanging="158"/>
+        <w:rPr>
+          <w:rFonts w:hint="eastAsia"/>
+          <w:sz w:val="22"/>
+        </w:rPr>
+      </w:pPr>
+      <w:r>
+        <w:rPr>
+          <w:color w:val="282E3A"/>
+          <w:sz w:val="22"/>
+        </w:rPr>
+        <w:t xml:space="preserve">•  Scrum Fundamentals Certified - </w:t>
+      </w:r>
+      <w:proofErr w:type="spellStart"/>
+      <w:r>
+        <w:rPr>
+          <w:color w:val="282E3A"/>
+          <w:sz w:val="22"/>
+        </w:rPr>
+        <w:t>ScrumStudy</w:t>
+      </w:r>
+      <w:proofErr w:type="spellEnd"/>
+    </w:p>
+    <w:p>
+      <w:pPr>
+        <w:spacing w:after="64" w:line="360" w:lineRule="auto"/>
+        <w:ind w:left="216" w:hanging="158"/>
+        <w:rPr>
+          <w:rFonts w:hint="eastAsia"/>
+          <w:color w:val="282E3A"/>
+          <w:sz w:val="22"/>
+        </w:rPr>
+      </w:pPr>
+      <w:r>
+        <w:rPr>
+          <w:color w:val="282E3A"/>
+          <w:sz w:val="22"/>
+        </w:rPr>
+        <w:t>•  ICDL - Word Processing, Presentations (PowerPoint) and Spreadsheets (Excel)</w:t>
+      </w:r>
+    </w:p>
+    <w:p>
+      <w:pPr>
+        <w:spacing w:after="64"/>
+        <w:ind w:left="216" w:hanging="158"/>
+        <w:rPr>
+          <w:rFonts w:hint="eastAsia"/>
+        </w:rPr>
+      </w:pPr>
+    </w:p>
+    <w:p>
+      <w:pPr>
+        <w:spacing w:after="64"/>
+        <w:ind w:left="216" w:hanging="158"/>
+        <w:rPr>
+          <w:rFonts w:hint="eastAsia"/>
+        </w:rPr>
+      </w:pPr>
+    </w:p>
+    <w:p>
+      <w:pPr>
+        <w:spacing w:after="64"/>
+        <w:ind w:left="216" w:hanging="158"/>
+        <w:rPr>
+          <w:rFonts w:hint="eastAsia"/>
+        </w:rPr>
+      </w:pPr>
+    </w:p>
+    <w:p>
+      <w:pPr>
+        <w:pStyle w:val="CVSection"/>
+        <w:keepNext/>
+        <w:pBdr>
+          <w:bottom w:val="single" w:sz="6" w:space="3" w:color="D9DEE8"/>
+        </w:pBdr>
+        <w:rPr>
+          <w:rFonts w:hint="eastAsia"/>
+          <w:sz w:val="28"/>
+          <w:szCs w:val="28"/>
+        </w:rPr>
+      </w:pPr>
+      <w:r>
+        <w:rPr>
+          <w:sz w:val="28"/>
+          <w:szCs w:val="28"/>
+        </w:rPr>
+        <w:lastRenderedPageBreak/>
+        <w:t>LANGUAGES</w:t>
+      </w:r>
+    </w:p>
+    <w:p>
+      <w:pPr>
+        <w:rPr>
+          <w:rFonts w:hint="eastAsia"/>
+          <w:sz w:val="22"/>
+        </w:rPr>
+      </w:pPr>
+      <w:proofErr w:type="gramStart"/>
+      <w:r>
+        <w:rPr>
+          <w:sz w:val="22"/>
+        </w:rPr>
+        <w:t>English  |</w:t>
+      </w:r>
+      <w:proofErr w:type="gramEnd"/>
+      <w:r>
+        <w:rPr>
+          <w:sz w:val="22"/>
+        </w:rPr>
+        <w:t xml:space="preserve">  Shona</w:t>
+      </w:r>
+    </w:p>
+    <w:p>
+      <w:pPr>
+        <w:rPr>
+          <w:rFonts w:hint="eastAsia"/>
+        </w:rPr>
+      </w:pPr>
+    </w:p>
+    <w:p>
+      <w:pPr>
+        <w:rPr>
+          <w:rFonts w:hint="eastAsia"/>
+        </w:rPr>
+      </w:pPr>
+    </w:p>
+    <w:p>
+      <w:pPr>
+        <w:pStyle w:val="CVSection"/>
+        <w:keepNext/>
+        <w:pBdr>
+          <w:bottom w:val="single" w:sz="6" w:space="3" w:color="D9DEE8"/>
+        </w:pBdr>
+        <w:rPr>
+          <w:rFonts w:hint="eastAsia"/>
+          <w:sz w:val="28"/>
+          <w:szCs w:val="28"/>
+        </w:rPr>
+      </w:pPr>
+      <w:r>
+        <w:rPr>
+          <w:sz w:val="28"/>
+          <w:szCs w:val="28"/>
+        </w:rPr>
+        <w:t>REFERENCES</w:t>
+      </w:r>
+    </w:p>
+    <w:tbl>
+      <w:tblPr>
+        <w:tblW w:w="0" w:type="auto"/>
+        <w:jc w:val="center"/>
+        <w:tblLayout w:type="fixed"/>
+        <w:tblLook w:val="04A0" w:firstRow="1" w:lastRow="0" w:firstColumn="1" w:lastColumn="0" w:noHBand="0" w:noVBand="1"/>
+      </w:tblPr>
+      <w:tblGrid>
+        <w:gridCol w:w="5184"/>
+        <w:gridCol w:w="5184"/>
+      </w:tblGrid>
+      <w:tr>
+        <w:trPr>
+          <w:jc w:val="center"/>
+        </w:trPr>
+        <w:tc>
+          <w:tcPr>
+            <w:tcW w:w="5184" w:type="dxa"/>
+            <w:shd w:val="clear" w:color="auto" w:fill="F7F9FC"/>
+            <w:tcMar>
+              <w:top w:w="150" w:type="dxa"/>
+              <w:left w:w="150" w:type="dxa"/>
+              <w:bottom w:w="150" w:type="dxa"/>
+              <w:right w:w="150" w:type="dxa"/>
+            </w:tcMar>
+          </w:tcPr>
+          <w:p>
+            <w:pPr>
+              <w:rPr>
+                <w:rFonts w:hint="eastAsia"/>
+                <w:sz w:val="24"/>
+                <w:szCs w:val="24"/>
+              </w:rPr>
+            </w:pPr>
+            <w:proofErr w:type="spellStart"/>
+            <w:r>
+              <w:rPr>
+                <w:b/>
+                <w:sz w:val="24"/>
+                <w:szCs w:val="24"/>
+              </w:rPr>
+              <w:t>Mr</w:t>
+            </w:r>
+            <w:proofErr w:type="spellEnd"/>
+            <w:r>
+              <w:rPr>
+                <w:b/>
+                <w:sz w:val="24"/>
+                <w:szCs w:val="24"/>
+              </w:rPr>
+              <w:t xml:space="preserve"> K </w:t>
+            </w:r>
+            <w:proofErr w:type="spellStart"/>
+            <w:r>
+              <w:rPr>
+                <w:b/>
+                <w:sz w:val="24"/>
+                <w:szCs w:val="24"/>
+              </w:rPr>
+              <w:t>Mwendamberi</w:t>
+            </w:r>
+            <w:proofErr w:type="spellEnd"/>
+            <w:r>
+              <w:rPr>
+                <w:sz w:val="24"/>
+                <w:szCs w:val="24"/>
+              </w:rPr>
+              <w:br/>
+              <w:t>IT Manager</w:t>
+            </w:r>
+            <w:r>
+              <w:rPr>
+                <w:sz w:val="24"/>
+                <w:szCs w:val="24"/>
+              </w:rPr>
+              <w:br/>
+              <w:t>Old Mutual, Harare</w:t>
+            </w:r>
+            <w:r>
+              <w:rPr>
+                <w:sz w:val="24"/>
+                <w:szCs w:val="24"/>
+              </w:rPr>
+              <w:br/>
+            </w:r>
+            <w:hyperlink r:id="rId9">
+              <w:r>
+                <w:rPr>
+                  <w:color w:val="0563C1"/>
+                  <w:sz w:val="24"/>
+                  <w:szCs w:val="24"/>
+                  <w:u w:val="single"/>
+                </w:rPr>
+                <w:t>kwaedzam@oldmutual.co.zw</w:t>
+              </w:r>
+            </w:hyperlink>
+            <w:r>
+              <w:rPr>
+                <w:sz w:val="24"/>
+                <w:szCs w:val="24"/>
+              </w:rPr>
+              <w:br/>
+            </w:r>
+            <w:hyperlink r:id="rId10">
+              <w:r>
+                <w:rPr>
+                  <w:color w:val="0563C1"/>
+                  <w:sz w:val="24"/>
+                  <w:szCs w:val="24"/>
+                  <w:u w:val="single"/>
+                </w:rPr>
+                <w:t>+263 772 217 709</w:t>
+              </w:r>
+            </w:hyperlink>
+          </w:p>
+        </w:tc>
+        <w:tc>
+          <w:tcPr>
+            <w:tcW w:w="5184" w:type="dxa"/>
+            <w:shd w:val="clear" w:color="auto" w:fill="F7F9FC"/>
+            <w:tcMar>
+              <w:top w:w="150" w:type="dxa"/>
+              <w:left w:w="150" w:type="dxa"/>
+              <w:bottom w:w="150" w:type="dxa"/>
+              <w:right w:w="150" w:type="dxa"/>
+            </w:tcMar>
+          </w:tcPr>
+          <w:p>
+            <w:pPr>
+              <w:rPr>
+                <w:rFonts w:hint="eastAsia"/>
+                <w:sz w:val="24"/>
+                <w:szCs w:val="24"/>
+              </w:rPr>
+            </w:pPr>
+            <w:proofErr w:type="spellStart"/>
+            <w:r>
+              <w:rPr>
+                <w:b/>
+                <w:sz w:val="24"/>
+                <w:szCs w:val="24"/>
+              </w:rPr>
+              <w:t>Mr</w:t>
+            </w:r>
+            <w:proofErr w:type="spellEnd"/>
+            <w:r>
+              <w:rPr>
+                <w:b/>
+                <w:sz w:val="24"/>
+                <w:szCs w:val="24"/>
+              </w:rPr>
+              <w:t xml:space="preserve"> H </w:t>
+            </w:r>
+            <w:proofErr w:type="spellStart"/>
+            <w:r>
+              <w:rPr>
+                <w:b/>
+                <w:sz w:val="24"/>
+                <w:szCs w:val="24"/>
+              </w:rPr>
+              <w:t>Baradzi</w:t>
+            </w:r>
+            <w:proofErr w:type="spellEnd"/>
+            <w:r>
+              <w:rPr>
+                <w:sz w:val="24"/>
+                <w:szCs w:val="24"/>
+              </w:rPr>
+              <w:br/>
+              <w:t>Application Development and Support Specialist</w:t>
+            </w:r>
+            <w:r>
+              <w:rPr>
+                <w:sz w:val="24"/>
+                <w:szCs w:val="24"/>
+              </w:rPr>
+              <w:br/>
+              <w:t>Old Mutual, Harare</w:t>
+            </w:r>
+            <w:r>
+              <w:rPr>
+                <w:sz w:val="24"/>
+                <w:szCs w:val="24"/>
+              </w:rPr>
+              <w:br/>
+            </w:r>
+            <w:hyperlink r:id="rId11">
+              <w:r>
+                <w:rPr>
+                  <w:color w:val="0563C1"/>
+                  <w:sz w:val="24"/>
+                  <w:szCs w:val="24"/>
+                  <w:u w:val="single"/>
+                </w:rPr>
+                <w:t>hopeb@oldmutual.co.zw</w:t>
+              </w:r>
+            </w:hyperlink>
+            <w:r>
+              <w:rPr>
+                <w:sz w:val="24"/>
+                <w:szCs w:val="24"/>
+              </w:rPr>
+              <w:br/>
+            </w:r>
+            <w:hyperlink r:id="rId12">
+              <w:r>
+                <w:rPr>
+                  <w:color w:val="0563C1"/>
+                  <w:sz w:val="24"/>
+                  <w:szCs w:val="24"/>
+                  <w:u w:val="single"/>
+                </w:rPr>
+                <w:t>+263 782 984 769</w:t>
+              </w:r>
+            </w:hyperlink>
+          </w:p>
+        </w:tc>
+      </w:tr>
+      <w:tr>
+        <w:trPr>
+          <w:jc w:val="center"/>
+        </w:trPr>
+        <w:tc>
+          <w:tcPr>
+            <w:tcW w:w="5184" w:type="dxa"/>
+            <w:shd w:val="clear" w:color="auto" w:fill="F7F9FC"/>
+            <w:tcMar>
+              <w:top w:w="150" w:type="dxa"/>
+              <w:left w:w="150" w:type="dxa"/>
+              <w:bottom w:w="150" w:type="dxa"/>
+              <w:right w:w="150" w:type="dxa"/>
+            </w:tcMar>
+          </w:tcPr>
+          <w:p>
+            <w:pPr>
+              <w:rPr>
+                <w:rFonts w:hint="eastAsia"/>
+                <w:sz w:val="24"/>
+                <w:szCs w:val="24"/>
+              </w:rPr>
+            </w:pPr>
+            <w:proofErr w:type="spellStart"/>
+            <w:r>
+              <w:rPr>
+                <w:b/>
+                <w:sz w:val="24"/>
+                <w:szCs w:val="24"/>
+              </w:rPr>
+              <w:t>Mr</w:t>
+            </w:r>
+            <w:proofErr w:type="spellEnd"/>
+            <w:r>
+              <w:rPr>
+                <w:b/>
+                <w:sz w:val="24"/>
+                <w:szCs w:val="24"/>
+              </w:rPr>
+              <w:t xml:space="preserve"> T. </w:t>
+            </w:r>
+            <w:proofErr w:type="spellStart"/>
+            <w:r>
+              <w:rPr>
+                <w:b/>
+                <w:sz w:val="24"/>
+                <w:szCs w:val="24"/>
+              </w:rPr>
+              <w:t>Rupere</w:t>
+            </w:r>
+            <w:proofErr w:type="spellEnd"/>
+            <w:r>
+              <w:rPr>
+                <w:sz w:val="24"/>
+                <w:szCs w:val="24"/>
+              </w:rPr>
+              <w:br/>
+              <w:t>Lecturer</w:t>
+            </w:r>
+            <w:r>
+              <w:rPr>
+                <w:sz w:val="24"/>
+                <w:szCs w:val="24"/>
+              </w:rPr>
+              <w:br/>
+              <w:t>University of Zimbabwe</w:t>
+            </w:r>
+            <w:r>
+              <w:rPr>
+                <w:sz w:val="24"/>
+                <w:szCs w:val="24"/>
+              </w:rPr>
+              <w:br/>
+            </w:r>
+            <w:hyperlink r:id="rId13">
+              <w:r>
+                <w:rPr>
+                  <w:color w:val="0563C1"/>
+                  <w:sz w:val="24"/>
+                  <w:szCs w:val="24"/>
+                  <w:u w:val="single"/>
+                </w:rPr>
+                <w:t>trupere@science.uz.ac.zw</w:t>
+              </w:r>
+            </w:hyperlink>
+            <w:r>
+              <w:rPr>
+                <w:sz w:val="24"/>
+                <w:szCs w:val="24"/>
+              </w:rPr>
+              <w:br/>
+            </w:r>
+            <w:hyperlink r:id="rId14">
+              <w:r>
+                <w:rPr>
+                  <w:color w:val="0563C1"/>
+                  <w:sz w:val="24"/>
+                  <w:szCs w:val="24"/>
+                  <w:u w:val="single"/>
+                </w:rPr>
+                <w:t>+263 772 416 888</w:t>
+              </w:r>
+            </w:hyperlink>
+          </w:p>
+        </w:tc>
+        <w:tc>
+          <w:tcPr>
+            <w:tcW w:w="5184" w:type="dxa"/>
+            <w:shd w:val="clear" w:color="auto" w:fill="F7F9FC"/>
+            <w:tcMar>
+              <w:top w:w="150" w:type="dxa"/>
+              <w:left w:w="150" w:type="dxa"/>
+              <w:bottom w:w="150" w:type="dxa"/>
+              <w:right w:w="150" w:type="dxa"/>
+            </w:tcMar>
+          </w:tcPr>
+          <w:p>
+            <w:pPr>
+              <w:rPr>
+                <w:rFonts w:hint="eastAsia"/>
+                <w:sz w:val="24"/>
+                <w:szCs w:val="24"/>
+              </w:rPr>
+            </w:pPr>
+            <w:proofErr w:type="spellStart"/>
+            <w:r>
+              <w:rPr>
+                <w:b/>
+                <w:sz w:val="24"/>
+                <w:szCs w:val="24"/>
+              </w:rPr>
+              <w:t>Mr</w:t>
+            </w:r>
+            <w:proofErr w:type="spellEnd"/>
+            <w:r>
+              <w:rPr>
+                <w:b/>
+                <w:sz w:val="24"/>
+                <w:szCs w:val="24"/>
+              </w:rPr>
+              <w:t xml:space="preserve"> M. </w:t>
+            </w:r>
+            <w:proofErr w:type="spellStart"/>
+            <w:r>
+              <w:rPr>
+                <w:b/>
+                <w:sz w:val="24"/>
+                <w:szCs w:val="24"/>
+              </w:rPr>
+              <w:t>Munyaradzi</w:t>
+            </w:r>
+            <w:proofErr w:type="spellEnd"/>
+            <w:r>
+              <w:rPr>
+                <w:sz w:val="24"/>
+                <w:szCs w:val="24"/>
+              </w:rPr>
+              <w:br/>
+              <w:t>Lecturer</w:t>
+            </w:r>
+            <w:r>
+              <w:rPr>
+                <w:sz w:val="24"/>
+                <w:szCs w:val="24"/>
+              </w:rPr>
+              <w:br/>
+              <w:t>University of Zimbabwe</w:t>
+            </w:r>
+            <w:r>
+              <w:rPr>
+                <w:sz w:val="24"/>
+                <w:szCs w:val="24"/>
+              </w:rPr>
+              <w:br/>
+            </w:r>
+            <w:hyperlink r:id="rId15">
+              <w:r>
+                <w:rPr>
+                  <w:color w:val="0563C1"/>
+                  <w:sz w:val="24"/>
+                  <w:szCs w:val="24"/>
+                  <w:u w:val="single"/>
+                </w:rPr>
+                <w:t>michaelmunyaradzi@gmail.com</w:t>
+              </w:r>
+            </w:hyperlink>
+            <w:r>
+              <w:rPr>
+                <w:sz w:val="24"/>
+                <w:szCs w:val="24"/>
+              </w:rPr>
+              <w:br/>
+            </w:r>
+            <w:hyperlink r:id="rId16">
+              <w:r>
+                <w:rPr>
+                  <w:color w:val="0563C1"/>
+                  <w:sz w:val="24"/>
+                  <w:szCs w:val="24"/>
+                  <w:u w:val="single"/>
+                </w:rPr>
+                <w:t>+263 772 390 828</w:t>
+              </w:r>
+            </w:hyperlink>
+          </w:p>
+        </w:tc>
+      </w:tr>
+    </w:tbl>
+    <w:p>
+      <w:pPr>
+        <w:rPr>
+          <w:rFonts w:hint="eastAsia"/>
+        </w:rPr>
+      </w:pPr>
+    </w:p>
+    <w:p/>
     <w:sectPr>
-      <w:pgSz w:w="11906" w:h="16838"/>
-      <w:pgMar w:top="1440" w:right="1440" w:bottom="1440" w:left="1440" w:header="708" w:footer="708" w:gutter="0"/>
-      <w:cols w:space="708"/>
+      <w:footerReference w:type="default" r:id="rId17"/>
+      <w:pgSz w:w="12240" w:h="15840"/>
+      <w:pgMar w:top="792" w:right="936" w:bottom="792" w:left="936" w:header="360" w:footer="360" w:gutter="0"/>
+      <w:cols w:space="720"/>
       <w:docGrid w:linePitch="360"/>
     </w:sectPr>
   </w:body>
 </w:document>
+</file>
+
+<file path=word/footer1.xml><?xml version="1.0" encoding="utf-8"?>
+<w:ftr xmlns:wpc="http://schemas.microsoft.com/office/word/2010/wordprocessingCanvas" xmlns:cx="http://schemas.microsoft.com/office/drawing/2014/chartex" xmlns:mc="http://schemas.openxmlformats.org/markup-compatibility/2006" xmlns:o="urn:schemas-microsoft-com:office:office" xmlns:r="http://schemas.openxmlformats.org/officeDocument/2006/relationships" xmlns:m="http://schemas.openxmlformats.org/officeDocument/2006/math" xmlns:v="urn:schemas-microsoft-com:vml" xmlns:wp14="http://schemas.microsoft.com/office/word/2010/wordprocessingDrawing" xmlns:wp="http://schemas.openxmlformats.org/drawingml/2006/wordprocessingDrawing" xmlns:w10="urn:schemas-microsoft-com:office:word" xmlns:w="http://schemas.openxmlformats.org/wordprocessingml/2006/main" xmlns:w14="http://schemas.microsoft.com/office/word/2010/wordml" xmlns:w15="http://schemas.microsoft.com/office/word/2012/wordml" xmlns:w16se="http://schemas.microsoft.com/office/word/2015/wordml/symex" xmlns:wpg="http://schemas.microsoft.com/office/word/2010/wordprocessingGroup" xmlns:wpi="http://schemas.microsoft.com/office/word/2010/wordprocessingInk" xmlns:wne="http://schemas.microsoft.com/office/word/2006/wordml" xmlns:wps="http://schemas.microsoft.com/office/word/2010/wordprocessingShape" mc:Ignorable="w14 w15 w16se wp14">
+  <w:p>
+    <w:pPr>
+      <w:pStyle w:val="Footer"/>
+      <w:jc w:val="center"/>
+      <w:rPr>
+        <w:rFonts w:hint="eastAsia"/>
+      </w:rPr>
+    </w:pPr>
+    <w:r>
+      <w:rPr>
+        <w:color w:val="9196A0"/>
+        <w:sz w:val="16"/>
+      </w:rPr>
+      <w:t xml:space="preserve">Mufaro Faith </w:t>
+    </w:r>
+    <w:proofErr w:type="spellStart"/>
+    <w:r>
+      <w:rPr>
+        <w:color w:val="9196A0"/>
+        <w:sz w:val="16"/>
+      </w:rPr>
+      <w:t>Muzunze</w:t>
+    </w:r>
+    <w:proofErr w:type="spellEnd"/>
+  </w:p>
+</w:ftr>
 </file>
 
 <file path=word/numbering.xml><?xml version="1.0" encoding="utf-8"?>
@@ -2261,6 +3071,15 @@
   <w:style w:type="paragraph" w:default="1" w:styleId="Normal">
     <w:name w:val="Normal"/>
     <w:qFormat/>
+    <w:rsid w:val="00243165"/>
+    <w:pPr>
+      <w:spacing w:after="40"/>
+    </w:pPr>
+    <w:rPr>
+      <w:rFonts w:ascii="Aptos" w:eastAsiaTheme="minorEastAsia" w:hAnsi="Aptos"/>
+      <w:sz w:val="20"/>
+      <w:lang w:val="en-US"/>
+    </w:rPr>
   </w:style>
   <w:style w:type="character" w:default="1" w:styleId="DefaultParagraphFont">
     <w:name w:val="Default Paragraph Font"/>
@@ -2307,9 +3126,15 @@
     <w:qFormat/>
     <w:rsid w:val="0080626C"/>
     <w:pPr>
+      <w:spacing w:after="160"/>
       <w:ind w:left="720"/>
       <w:contextualSpacing/>
     </w:pPr>
+    <w:rPr>
+      <w:rFonts w:asciiTheme="minorHAnsi" w:eastAsiaTheme="minorHAnsi" w:hAnsiTheme="minorHAnsi"/>
+      <w:sz w:val="22"/>
+      <w:lang w:val="en-ZW"/>
+    </w:rPr>
   </w:style>
   <w:style w:type="character" w:customStyle="1" w:styleId="UnresolvedMention">
     <w:name w:val="Unresolved Mention"/>
@@ -2332,6 +3157,101 @@
     <w:rPr>
       <w:b/>
       <w:bCs/>
+    </w:rPr>
+  </w:style>
+  <w:style w:type="paragraph" w:styleId="Footer">
+    <w:name w:val="footer"/>
+    <w:basedOn w:val="Normal"/>
+    <w:link w:val="FooterChar"/>
+    <w:uiPriority w:val="99"/>
+    <w:unhideWhenUsed/>
+    <w:rsid w:val="00243165"/>
+    <w:pPr>
+      <w:tabs>
+        <w:tab w:val="center" w:pos="4680"/>
+        <w:tab w:val="right" w:pos="9360"/>
+      </w:tabs>
+      <w:spacing w:after="0" w:line="240" w:lineRule="auto"/>
+    </w:pPr>
+  </w:style>
+  <w:style w:type="character" w:customStyle="1" w:styleId="FooterChar">
+    <w:name w:val="Footer Char"/>
+    <w:basedOn w:val="DefaultParagraphFont"/>
+    <w:link w:val="Footer"/>
+    <w:uiPriority w:val="99"/>
+    <w:rsid w:val="00243165"/>
+    <w:rPr>
+      <w:rFonts w:ascii="Aptos" w:eastAsiaTheme="minorEastAsia" w:hAnsi="Aptos"/>
+      <w:sz w:val="20"/>
+      <w:lang w:val="en-US"/>
+    </w:rPr>
+  </w:style>
+  <w:style w:type="paragraph" w:customStyle="1" w:styleId="CVName">
+    <w:name w:val="CVName"/>
+    <w:rsid w:val="00243165"/>
+    <w:pPr>
+      <w:spacing w:after="40" w:line="276" w:lineRule="auto"/>
+    </w:pPr>
+    <w:rPr>
+      <w:rFonts w:ascii="Aptos" w:eastAsiaTheme="minorEastAsia" w:hAnsi="Aptos"/>
+      <w:b/>
+      <w:color w:val="172033"/>
+      <w:sz w:val="44"/>
+      <w:lang w:val="en-US"/>
+    </w:rPr>
+  </w:style>
+  <w:style w:type="paragraph" w:customStyle="1" w:styleId="CVTag">
+    <w:name w:val="CVTag"/>
+    <w:rsid w:val="00243165"/>
+    <w:pPr>
+      <w:spacing w:after="100" w:line="276" w:lineRule="auto"/>
+    </w:pPr>
+    <w:rPr>
+      <w:rFonts w:ascii="Aptos" w:eastAsiaTheme="minorEastAsia" w:hAnsi="Aptos"/>
+      <w:color w:val="4E5D78"/>
+      <w:sz w:val="21"/>
+      <w:lang w:val="en-US"/>
+    </w:rPr>
+  </w:style>
+  <w:style w:type="paragraph" w:customStyle="1" w:styleId="CVSection">
+    <w:name w:val="CVSection"/>
+    <w:rsid w:val="00243165"/>
+    <w:pPr>
+      <w:spacing w:before="180" w:after="80" w:line="276" w:lineRule="auto"/>
+    </w:pPr>
+    <w:rPr>
+      <w:rFonts w:ascii="Aptos" w:eastAsiaTheme="minorEastAsia" w:hAnsi="Aptos"/>
+      <w:b/>
+      <w:color w:val="172033"/>
+      <w:sz w:val="23"/>
+      <w:lang w:val="en-US"/>
+    </w:rPr>
+  </w:style>
+  <w:style w:type="paragraph" w:customStyle="1" w:styleId="CVSub">
+    <w:name w:val="CVSub"/>
+    <w:rsid w:val="00243165"/>
+    <w:pPr>
+      <w:spacing w:before="40" w:after="0" w:line="276" w:lineRule="auto"/>
+    </w:pPr>
+    <w:rPr>
+      <w:rFonts w:ascii="Aptos" w:eastAsiaTheme="minorEastAsia" w:hAnsi="Aptos"/>
+      <w:b/>
+      <w:color w:val="172033"/>
+      <w:sz w:val="21"/>
+      <w:lang w:val="en-US"/>
+    </w:rPr>
+  </w:style>
+  <w:style w:type="paragraph" w:customStyle="1" w:styleId="CVMeta">
+    <w:name w:val="CVMeta"/>
+    <w:rsid w:val="00243165"/>
+    <w:pPr>
+      <w:spacing w:after="60" w:line="276" w:lineRule="auto"/>
+    </w:pPr>
+    <w:rPr>
+      <w:rFonts w:ascii="Aptos" w:eastAsiaTheme="minorEastAsia" w:hAnsi="Aptos"/>
+      <w:color w:val="596579"/>
+      <w:sz w:val="19"/>
+      <w:lang w:val="en-US"/>
     </w:rPr>
   </w:style>
 </w:styles>
